--- a/Entregable/Entregable 1/Entregable_1_Consolidado_G1.docx
+++ b/Entregable/Entregable 1/Entregable_1_Consolidado_G1.docx
@@ -636,7 +636,7 @@
                 <w:bCs w:val="0"/>
                 <w:rtl w:val="0"/>
               </w:rPr>
-              <w:t xml:space="preserve">[legajo]</w:t>
+              <w:t xml:space="preserve">64449</w:t>
             </w:r>
             <w:r>
               <w:rPr>
